--- a/hin/docx/43.content.docx
+++ b/hin/docx/43.content.docx
@@ -136,13 +136,6 @@
         <w:rPr>
           <w:lang w:val="hi_IN" w:bidi="hi_IN"/>
         </w:rPr>
-      </w:r>
-      <w:r>
-        <w:rPr>
-          <w:i/>
-          <w:lang w:val="hi_IN" w:bidi="hi_IN"/>
-        </w:rPr>
-        <w:t>यूहन्ना 1:1, यूहन्ना 1:1 (#2), यूहन्ना 1:1–2, यूहन्ना 1:3, यूहन्ना 1:4, यूहन्ना 1:6, यूहन्ना 1:7, यूहन्ना 1:8–11, यूहन्ना 1:12, यूहन्ना 1:13, यूहन्ना 1:14, यूहन्ना 1:16, यूहन्ना 1:17, यूहन्ना 1:18, यूहन्ना 1:18 (#2), यूहन्ना 1:22–23, यूहन्ना 1:29, यूहन्ना 1:31, यूहन्ना 1:32–33, यूहन्ना 1:37, यूहन्ना 1:40, यूहन्ना 1:41, यूहन्ना 1:42, यूहन्ना 1:44, यूहन्ना 1:49, यूहन्ना 1:51, यूहन्ना 2:1–2, यूहन्ना 2:3–5, यूहन्ना 2:7–8, यूहन्ना 2:10, यूहन्ना 2:11, यूहन्ना 2:14, यूहन्ना 2:15, यूहन्ना 2:16, यूहन्ना 2:18, यूहन्ना 2:19, यूहन्ना 2:21, यूहन्ना 2:23, यूहन्ना 2:24–25, यूहन्ना 3:1, यूहन्ना 3:2, यूहन्ना 3:3–4, यूहन्ना 3:4, यूहन्ना 3:10, यूहन्ना 3:13, यूहन्ना 3:14–15, यूहन्ना 3:16, यूहन्ना 3:17, यूहन्ना 3:19, यूहन्ना 3:20, यूहन्ना 3:21, यूहन्ना 3:30, यूहन्ना 3:33, यूहन्ना 3:35, यूहन्ना 3:36, यूहन्ना 3:36 (#2), यूहन्ना 4:1–3, यूहन्ना 4:5, यूहन्ना 4:7, यूहन्ना 4:7 (#2), यूहन्ना 4:8, यूहन्ना 4:9, यूहन्ना 4:10, यूहन्ना 4:11, यूहन्ना 4:14–15, यूहन्ना 4:15, यूहन्ना 4:16, यूहन्ना 4:17, यूहन्ना 4:18, यूहन्ना 4:20, यूहन्ना 4:23–24, यूहन्ना 4:25–26, यूहन्ना 4:28–29, यूहन्ना 4:30, यूहन्ना 4:34, यूहन्ना 4:36, यूहन्ना 4:39, यूहन्ना 4:42, यूहन्ना 4:45, यूहन्ना 4:46–47, यूहन्ना 4:48, यूहन्ना 4:50, यूहन्ना 4:53, यूहन्ना 5:2, यूहन्ना 5:3–4, यूहन्ना 5:5–6, यूहन्ना 5:7, यूहन्ना 5:8–9, यूहन्ना 5:10, यूहन्ना 5:14, यूहन्ना 5:15, यूहन्ना 5:17, यूहन्ना 5:18, यूहन्ना 5:19, यूहन्ना 5:20, यूहन्ना 5:22–23, यूहन्ना 5:23, यूहन्ना 5:24, यूहन्ना 5:26, यूहन्ना 5:28–29, यूहन्ना 5:30, यूहन्ना 5:36, यूहन्ना 5:37, यूहन्ना 5:39, यूहन्ना 5:39 (#2), यूहन्ना 5:44, यूहन्ना 5:45, यूहन्ना 5:46–47, यूहन्ना 6:1, यूहन्ना 6:2, यूहन्ना 6:4–5, यूहन्ना 6:5–6, यूहन्ना 6:7, यूहन्ना 6:8–9, यूहन्ना 6:10, यूहन्ना 6:11, यूहन्ना 6:11 (#2), यूहन्ना 6:13, यूहन्ना 6:14–15, यूहन्ना 6:18, यूहन्ना 6:19, यूहन्ना 6:20, यूहन्ना 6:26, यूहन्ना 6:27, यूहन्ना 6:29, यूहन्ना 6:35, यूहन्ना 6:37, यूहन्ना 6:39–40, यूहन्ना 6:44, यूहन्ना 6:46, यूहन्ना 6:51, यूहन्ना 6:53, यूहन्ना 6:56, यूहन्ना 6:57, यूहन्ना 6:60, यूहन्ना 6:64, यूहन्ना 6:67–68, यूहन्ना 6:70–71, यूहन्ना 7:1, यूहन्ना 7:3–4, यूहन्ना 7:6, यूहन्ना 7:7, यूहन्ना 7:10, यूहन्ना 7:12, यूहन्ना 7:13, यूहन्ना 7:14, यूहन्ना 7:17, यूहन्ना 7:18, यूहन्ना 7:19, यूहन्ना 7:23, यूहन्ना 7:24, यूहन्ना 7:27, यूहन्ना 7:32, यूहन्ना 7:35–36, यूहन्ना 7:37–39, यूहन्ना 7:45–46, यूहन्ना 7:50–51, यूहन्ना 8:2–3, यूहन्ना 8:4–6, यूहन्ना 8:7, यूहन्ना 8:9, यूहन्ना 8:11, यूहन्ना 8:13, यूहन्ना 8:17–18, यूहन्ना 8:23–24, यूहन्ना 8:24, यूहन्ना 8:26–27, यूहन्ना 8:29, यूहन्ना 8:31, यूहन्ना 8:33, यूहन्ना 8:34, यूहन्ना 8:37, यूहन्ना 8:39–40, यूहन्ना 8:42, यूहन्ना 8:44, यूहन्ना 8:44 (#2), यूहन्ना 8:47, यूहन्ना 8:51, यूहन्ना 8:52, यूहन्ना 8:52–53, यूहन्ना 8:58, यूहन्ना 9:2, यूहन्ना 9:3, यूहन्ना 9:6–7, यूहन्ना 9:7, यूहन्ना 9:9, यूहन्ना 9:13, यूहन्ना 9:14, यूहन्ना 9:15, यूहन्ना 9:16, यूहन्ना 9:17, यूहन्ना 9:18, यूहन्ना 9:20, यूहन्ना 9:21, यूहन्ना 9:22, यूहन्ना 9:24, यूहन्ना 9:25, यूहन्ना 9:27, यूहन्ना 9:31, यूहन्ना 9:34, यूहन्ना 9:35, यूहन्ना 9:35–36, यूहन्ना 9:38, यूहन्ना 9:41, यूहन्ना 10:1, यूहन्ना 10:2, यूहन्ना 10:3–4, यूहन्ना 10:5, यूहन्ना 10:7–8, यूहन्ना 10:9, यूहन्ना 10:11, यूहन्ना 10:16, यूहन्ना 10:17, यूहन्ना 10:18, यूहन्ना 10:18 (#2), यूहन्ना 10:19–21, यूहन्ना 10:24, यूहन्ना 10:25–26, यूहन्ना 10:28, यूहन्ना 10:29, यूहन्ना 10:29 (#2), यूहन्ना 10:33, यूहन्ना 10:34–36, यूहन्ना 10:37–38, यूहन्ना 10:38, यूहन्ना 10:39, यूहन्ना 10:40, यूहन्ना 10:41–42, यूहन्ना 11:1–2, यूहन्ना 11:4, यूहन्ना 11:6, यूहन्ना 11:8, यूहन्ना 11:9, यूहन्ना 11:10, यूहन्ना 11:12–13, यूहन्ना 11:13, यूहन्ना 11:15, यूहन्ना 11:16, यूहन्ना 11:17, यूहन्ना 11:20, यूहन्ना 11:22, यूहन्ना 11:24, यूहन्ना 11:25–26, यूहन्ना 11:27, यूहन्ना 11:29, यूहन्ना 11:31, यूहन्ना 11:33–35, यूहन्ना 11:36, यूहन्ना 11:39, यूहन्ना 11:40, यूहन्ना 11:41, यूहन्ना 11:42, यूहन्ना 11:44, यूहन्ना 11:45–46, यूहन्ना 11:50, यूहन्ना 11:53, यूहन्ना 11:54, यूहन्ना 11:57, यूहन्ना 12:1, यूहन्ना 12:3, यूहन्ना 12:4–6, यूहन्ना 12:7–8, यूहन्ना 12:9, यूहन्ना 12:10–11, यूहन्ना 12:13, यूहन्ना 12:14–15, यूहन्ना 12:17–18, यूहन्ना 12:23, यूहन्ना 12:24, यूहन्ना 12:25, यूहन्ना 12:26, यूहन्ना 12:28, यूहन्ना 12:30, यूहन्ना 12:31, यूहन्ना 12:32–33, यूहन्ना 12:34–35, यूहन्ना 12:35–36, यूहन्ना 12:37–38, यूहन्ना 12:39–40, यूहन्ना 12:41, यूहन्ना 12:42–43, यूहन्ना 12:44–45, यूहन्ना 12:47, यूहन्ना 12:48, यूहन्ना 12:49, यूहन्ना 12:50, यूहन्ना 13:1, यूहन्ना 13:2, यूहन्ना 13:3, यूहन्ना 13:3 (#2), यूहन्ना 13:4–5, यूहन्ना 13:8, यूहन्ना 13:11, यूहन्ना 13:14–15, यूहन्ना 13:16, यूहन्ना 13:18, यूहन्ना 13:19, यूहन्ना 13:20, यूहन्ना 13:24, यूहन्ना 13:26, यूहन्ना 13:27, यूहन्ना 13:30, यूहन्ना 13:31, यूहन्ना 13:33, यूहन्ना 13:34, यूहन्ना 13:35, यूहन्ना 13:38, यूहन्ना 14:1–3, यूहन्ना 14:2, यूहन्ना 14:3, यूहन्ना 14:6, यूहन्ना 14:8, यूहन्ना 14:10, यूहन्ना 14:11, यूहन्ना 14:12, यूहन्ना 14:13, यूहन्ना 14:15, यूहन्ना 14:17, यूहन्ना 14:17 (#2), यूहन्ना 14:17 (#3), यूहन्ना 14:21, यूहन्ना 14:26, यूहन्ना 14:28, यूहन्ना 14:30, यूहन्ना 15:1, यूहन्ना 15:1 (#2), यूहन्ना 15:2, यूहन्ना 15:3, यूहन्ना 15:5, यूहन्ना 15:5 (#2), यूहन्ना 15:6, यूहन्ना 15:7, यूहन्ना 15:8, यूहन्ना 15:10, यूहन्ना 15:13, यूहन्ना 15:14, यूहन्ना 15:15, यूहन्ना 15:19, यूहन्ना 15:24, यूहन्ना 15:26–27, यूहन्ना 15:27, यूहन्ना 16:1, यूहन्ना 16:3, यूहन्ना 16:4, यूहन्ना 16:7, यूहन्ना 16:8, यूहन्ना 16:13, यूहन्ना 16:14, यूहन्ना 16:15, यूहन्ना 16:17–18, यूहन्ना 16:20, यूहन्ना 16:22, यूहन्ना 16:24, यूहन्ना 16:27, यूहन्ना 16:28, यूहन्ना 16:32, यूहन्ना 16:32 (#2), यूहन्ना 16:33, यूहन्ना 17:2, यूहन्ना 17:3, यूहन्ना 17:4, यूहन्ना 17:5, यूहन्ना 17:6, यूहन्ना 17:8, यूहन्ना 17:9, यूहन्ना 17:11, यूहन्ना 17:12, यूहन्ना 17:15, यूहन्ना 17:19, यूहन्ना 17:20, यूहन्ना 17:21, यूहन्ना 17:23, यूहन्ना 17:24, यूहन्ना 17:26, यूहन्ना 18:1, यूहन्ना 18:2, यूहन्ना 18:3, यूहन्ना 18:4, यूहन्ना 18:6, यूहन्ना 18:8–9, यूहन्ना 18:10–11, यूहन्ना 18:13, यूहन्ना 18:13 (#2), यूहन्ना 18:16, यूहन्ना 18:19–21, यूहन्ना 18:24, यूहन्ना 18:25–26, यूहन्ना 18:27, यूहन्ना 18:28, यूहन्ना 18:29–30, यूहन्ना 18:31, यूहन्ना 18:33–35, यूहन्ना 18:36, यूहन्ना 18:37, यूहन्ना 18:38, यूहन्ना 18:39–40, यूहन्ना 19:2–3, यूहन्ना 19:4, यूहन्ना 19:5, यूहन्ना 19:6, यूहन्ना 19:7–8, यूहन्ना 19:9, यूहन्ना 19:11, यूहन्ना 19:12, यूहन्ना 19:15–16, यूहन्ना 19:17–18, यूहन्ना 19:18, यूहन्ना 19:19, यूहन्ना 19:20, यूहन्ना 19:23, यूहन्ना 19:23–24, यूहन्ना 19:24, यूहन्ना 19:25–26, यूहन्ना 19:26, यूहन्ना 19:27, यूहन्ना 19:28, यूहन्ना 19:29–30, यूहन्ना 19:31, यूहन्ना 19:33, यूहन्ना 19:34, यूहन्ना 19:35, यूहन्ना 19:36–37, यूहन्ना 19:38, यूहन्ना 19:39, यूहन्ना 19:40–41, यूहन्ना 20:1, यूहन्ना 20:1 (#2), यूहन्ना 20:2, यूहन्ना 20:3–4, यूहन्ना 20:6–7, यूहन्ना 20:8, यूहन्ना 20:12, यूहन्ना 20:13, यूहन्ना 20:14, यूहन्ना 20:15, यूहन्ना 20:16, यूहन्ना 20:17, यूहन्ना 20:17 (#2), यूहन्ना 20:18, यूहन्ना 20:19, यूहन्ना 20:20, यूहन्ना 20:21, यूहन्ना 20:22–23, यूहन्ना 20:24, यूहन्ना 20:25, यूहन्ना 20:26, यूहन्ना 20:27, यूहन्ना 20:28, यूहन्ना 20:29, यूहन्ना 20:30, यूहन्ना 20:31, यूहन्ना 21:1, यूहन्ना 21:2, यूहन्ना 21:3, यूहन्ना 21:6, यूहन्ना 21:6 (#2), यूहन्ना 21:7, यूहन्ना 21:8, यूहन्ना 21:10, यूहन्ना 21:14, यूहन्ना 21:15, यूहन्ना 21:17, यूहन्ना 21:17 (#2), यूहन्ना 21:18, यूहन्ना 21:19, यूहन्ना 21:21, यूहन्ना 21:22, यूहन्ना 21:24</w:t>
       </w:r>
       <w:r>
         <w:rPr>

--- a/hin/docx/43.content.docx
+++ b/hin/docx/43.content.docx
@@ -123,19 +123,6 @@
           <w:lang w:val="hi_IN" w:bidi="hi_IN"/>
         </w:rPr>
         <w:t>JHN</w:t>
-      </w:r>
-      <w:r>
-        <w:rPr>
-          <w:lang w:val="hi_IN" w:bidi="hi_IN"/>
-        </w:rPr>
-      </w:r>
-    </w:p>
-    <w:p>
-      <w:pPr/>
-      <w:r>
-        <w:rPr>
-          <w:lang w:val="hi_IN" w:bidi="hi_IN"/>
-        </w:rPr>
       </w:r>
       <w:r>
         <w:rPr>

--- a/hin/docx/43.content.docx
+++ b/hin/docx/43.content.docx
@@ -19,7 +19,7 @@
         <w:rPr>
           <w:lang w:val="hi_IN" w:bidi="hi_IN"/>
         </w:rPr>
-        <w:t>Resource: अनुवाद प्रश्न (unfoldingWord)</w:t>
+        <w:t>Resource: unfoldingWord® Translation Questions</w:t>
       </w:r>
       <w:r>
         <w:rPr>
@@ -85,7 +85,7 @@
         <w:rPr>
           <w:lang w:val="hi_IN" w:bidi="hi_IN"/>
         </w:rPr>
-        <w:t>अनुवाद प्रश्न (unfoldingWord)</w:t>
+        <w:t>unfoldingWord® Translation Questions</w:t>
       </w:r>
     </w:p>
     <w:p>
